--- a/Week-3/Troubleshooting/Troubleshooting Write-Up.docx
+++ b/Week-3/Troubleshooting/Troubleshooting Write-Up.docx
@@ -333,18 +333,14 @@
         <w:rPr>
           <w:rtl w:val="0"/>
         </w:rPr>
+        <w:br w:type="textWrapping"/>
+        <w:t xml:space="preserve">The user experienced a network connectivity issue where their computer displayed "Connected, no Internet" while connected to the router. After asking the user about recent power outages, I checked other devices on the same Wi-Fi network and confirmed they showed the same message, establishing that the issue was centered on the router or overall connection rather than a single device. Upon inspecting the router, I noticed this particular router model has a red light on the WAN LED indicator, while checking the back of the router confirmed that all Ethernet cables were undamaged and securely connected. I then rebooted the router, which successfully restored the connection as indicated by the WAN LED turning white. Finally, I reconnected the devices to confirm active internet access, asked the user to perform their daily tasks to verify full system functionality, and documented the issue, troubleshooting steps, and resolution.</w:t>
       </w:r>
     </w:p>
     <w:p>
       <w:pPr>
         <w:rPr/>
       </w:pPr>
-      <w:r>
-        <w:rPr>
-          <w:rtl w:val="0"/>
-        </w:rPr>
-        <w:t xml:space="preserve">There is a network connectivity problem. First ask the user, if there has been any power outage? Their computer shows “Connected, no Internet”, even though it is connected to the router. To make sure it isn’t limited to this computer, I check other devices that are connected to the same WiFi. When I check other devices, it shows the same message, “Connected, no Internet”. Now I can likely say the router is the problem. Looking at the front panel of the router, this specific model has LEDs, one of them shows a red light on WAN. I check the back to make sure none of the ethernet cables have loosened or any physical damage. No issues with the cables, I restart the router. After restarting the router, the LED for the WAN is white. Now I go make sure the computer is connected to the WiFi and it is able to connect to the internet. It has successfully connected to the internet and connected other devices. The network connection is now working successfully.</w:t>
-      </w:r>
       <w:r>
         <w:rPr>
           <w:rtl w:val="0"/>

--- a/Week-3/Troubleshooting/Troubleshooting Write-Up.docx
+++ b/Week-3/Troubleshooting/Troubleshooting Write-Up.docx
@@ -334,13 +334,20 @@
           <w:rtl w:val="0"/>
         </w:rPr>
         <w:br w:type="textWrapping"/>
-        <w:t xml:space="preserve">The user experienced a network connectivity issue where their computer displayed "Connected, no Internet" while connected to the router. After asking the user about recent power outages, I checked other devices on the same Wi-Fi network and confirmed they showed the same message, establishing that the issue was centered on the router or overall connection rather than a single device. Upon inspecting the router, I noticed this particular router model has a red light on the WAN LED indicator, while checking the back of the router confirmed that all Ethernet cables were undamaged and securely connected. I then rebooted the router, which successfully restored the connection as indicated by the WAN LED turning white. Finally, I reconnected the devices to confirm active internet access, asked the user to perform their daily tasks to verify full system functionality, and documented the issue, troubleshooting steps, and resolution.</w:t>
-      </w:r>
-    </w:p>
-    <w:p>
-      <w:pPr>
-        <w:rPr/>
-      </w:pPr>
+        <w:t xml:space="preserve">The user experienced a network connectivity issue where their computer displayed "Connected, no Internet" while connected to the router. After asking the user about recent power outages, I checked other devices on the same Wi-Fi network and confirmed they showed the same message, establishing that the issue was centered on the router or overall connection rather than a single device. Upon inspecting the router, I noticed </w:t>
+      </w:r>
+      <w:r>
+        <w:rPr>
+          <w:rtl w:val="0"/>
+        </w:rPr>
+        <w:t xml:space="preserve">that this particular router model had</w:t>
+      </w:r>
+      <w:r>
+        <w:rPr>
+          <w:rtl w:val="0"/>
+        </w:rPr>
+        <w:t xml:space="preserve"> a red light on the WAN LED indicator, while checking the back of the router confirmed that all Ethernet cables were undamaged and securely connected. I then rebooted the router, which successfully restored the connection as indicated by the WAN LED turning white. Finally, I reconnected the devices to confirm active internet access, asked the user to perform their daily tasks to verify full system functionality, and documented the issue, troubleshooting steps, and resolution.</w:t>
+      </w:r>
       <w:r>
         <w:rPr>
           <w:rtl w:val="0"/>
